--- a/public/templates/02. Surat Keterangan Tidak Mampu.docx
+++ b/public/templates/02. Surat Keterangan Tidak Mampu.docx
@@ -498,7 +498,14 @@
           <w:rFonts w:ascii="Bookman Old Style" w:hAnsi="Bookman Old Style"/>
           <w:b/>
         </w:rPr>
-        <w:t>_orang_tua</w:t>
+        <w:t>_</w:t>
+      </w:r>
+      <w:r>
+        <w:rPr>
+          <w:rFonts w:ascii="Bookman Old Style" w:hAnsi="Bookman Old Style"/>
+          <w:b/>
+        </w:rPr>
+        <w:t>ortu</w:t>
       </w:r>
       <w:r>
         <w:rPr>
@@ -559,7 +566,13 @@
         <w:rPr>
           <w:rFonts w:ascii="Bookman Old Style" w:hAnsi="Bookman Old Style"/>
         </w:rPr>
-        <w:t>_orang_tua</w:t>
+        <w:t>_</w:t>
+      </w:r>
+      <w:r>
+        <w:rPr>
+          <w:rFonts w:ascii="Bookman Old Style" w:hAnsi="Bookman Old Style"/>
+        </w:rPr>
+        <w:t>ortu</w:t>
       </w:r>
       <w:r>
         <w:rPr>
@@ -613,31 +626,13 @@
         <w:rPr>
           <w:rFonts w:ascii="Bookman Old Style" w:hAnsi="Bookman Old Style"/>
         </w:rPr>
-        <w:t>${tempat_lahir</w:t>
-      </w:r>
-      <w:r>
-        <w:rPr>
-          <w:rFonts w:ascii="Bookman Old Style" w:hAnsi="Bookman Old Style"/>
-        </w:rPr>
-        <w:t>_orang_tua</w:t>
-      </w:r>
-      <w:r>
-        <w:rPr>
-          <w:rFonts w:ascii="Bookman Old Style" w:hAnsi="Bookman Old Style"/>
-        </w:rPr>
-        <w:t>}, ${tanggal_lahir</w:t>
-      </w:r>
-      <w:r>
-        <w:rPr>
-          <w:rFonts w:ascii="Bookman Old Style" w:hAnsi="Bookman Old Style"/>
-        </w:rPr>
-        <w:t>_orang_tua</w:t>
-      </w:r>
-      <w:r>
-        <w:rPr>
-          <w:rFonts w:ascii="Bookman Old Style" w:hAnsi="Bookman Old Style"/>
-        </w:rPr>
-        <w:t>}</w:t>
+        <w:t>${</w:t>
+      </w:r>
+      <w:r>
+        <w:rPr>
+          <w:rFonts w:ascii="Bookman Old Style" w:hAnsi="Bookman Old Style"/>
+        </w:rPr>
+        <w:t>ttl_ortu}</w:t>
       </w:r>
     </w:p>
     <w:p>
@@ -691,7 +686,13 @@
         <w:rPr>
           <w:rFonts w:ascii="Bookman Old Style" w:hAnsi="Bookman Old Style"/>
         </w:rPr>
-        <w:t>_orang_tua</w:t>
+        <w:t>_</w:t>
+      </w:r>
+      <w:r>
+        <w:rPr>
+          <w:rFonts w:ascii="Bookman Old Style" w:hAnsi="Bookman Old Style"/>
+        </w:rPr>
+        <w:t>ortu</w:t>
       </w:r>
       <w:r>
         <w:rPr>
@@ -739,19 +740,7 @@
         <w:rPr>
           <w:rFonts w:ascii="Bookman Old Style" w:hAnsi="Bookman Old Style"/>
         </w:rPr>
-        <w:t>${status_kawin</w:t>
-      </w:r>
-      <w:r>
-        <w:rPr>
-          <w:rFonts w:ascii="Bookman Old Style" w:hAnsi="Bookman Old Style"/>
-        </w:rPr>
-        <w:t>_orang_tua</w:t>
-      </w:r>
-      <w:r>
-        <w:rPr>
-          <w:rFonts w:ascii="Bookman Old Style" w:hAnsi="Bookman Old Style"/>
-        </w:rPr>
-        <w:t>}</w:t>
+        <w:t>${status_kawin}</w:t>
       </w:r>
     </w:p>
     <w:p>
@@ -794,33 +783,111 @@
           <w:lang w:val="id-ID"/>
         </w:rPr>
         <w:tab/>
-        <w:t xml:space="preserve">Dusun </w:t>
-      </w:r>
-      <w:r>
-        <w:rPr>
-          <w:rFonts w:ascii="Bookman Old Style" w:hAnsi="Bookman Old Style"/>
-        </w:rPr>
-        <w:t>${dusun}</w:t>
-      </w:r>
-      <w:r>
-        <w:rPr>
-          <w:rFonts w:ascii="Bookman Old Style" w:hAnsi="Bookman Old Style"/>
-          <w:lang w:val="id-ID"/>
-        </w:rPr>
-        <w:t xml:space="preserve"> RT. </w:t>
-      </w:r>
-      <w:r>
-        <w:rPr>
-          <w:rFonts w:ascii="Bookman Old Style" w:hAnsi="Bookman Old Style"/>
-        </w:rPr>
-        <w:t xml:space="preserve">${rt} </w:t>
-      </w:r>
-      <w:r>
-        <w:rPr>
-          <w:rFonts w:ascii="Bookman Old Style" w:hAnsi="Bookman Old Style"/>
-          <w:lang w:val="id-ID"/>
-        </w:rPr>
-        <w:t>RW.</w:t>
+      </w:r>
+      <w:r>
+        <w:rPr>
+          <w:rFonts w:ascii="Bookman Old Style" w:hAnsi="Bookman Old Style"/>
+        </w:rPr>
+        <w:t>${alamat}</w:t>
+      </w:r>
+    </w:p>
+    <w:p>
+      <w:pPr>
+        <w:tabs>
+          <w:tab w:val="left" w:pos="426"/>
+          <w:tab w:val="left" w:pos="3119"/>
+          <w:tab w:val="left" w:pos="3402"/>
+        </w:tabs>
+        <w:spacing w:after="240" w:line="276" w:lineRule="auto"/>
+        <w:jc w:val="both"/>
+        <w:rPr>
+          <w:rFonts w:ascii="Bookman Old Style" w:hAnsi="Bookman Old Style"/>
+          <w:lang w:val="id-ID"/>
+        </w:rPr>
+      </w:pPr>
+      <w:r>
+        <w:rPr>
+          <w:rFonts w:ascii="Bookman Old Style" w:hAnsi="Bookman Old Style"/>
+          <w:lang w:val="id-ID"/>
+        </w:rPr>
+        <w:t>Penghasilan Perbulan</w:t>
+      </w:r>
+      <w:r>
+        <w:rPr>
+          <w:rFonts w:ascii="Bookman Old Style" w:hAnsi="Bookman Old Style"/>
+          <w:lang w:val="id-ID"/>
+        </w:rPr>
+        <w:tab/>
+      </w:r>
+      <w:r>
+        <w:rPr>
+          <w:rFonts w:ascii="Bookman Old Style" w:hAnsi="Bookman Old Style"/>
+          <w:lang w:val="id-ID"/>
+        </w:rPr>
+        <w:t>:</w:t>
+      </w:r>
+      <w:r>
+        <w:rPr>
+          <w:rFonts w:ascii="Bookman Old Style" w:hAnsi="Bookman Old Style"/>
+          <w:lang w:val="id-ID"/>
+        </w:rPr>
+        <w:tab/>
+        <w:t xml:space="preserve">Rp. </w:t>
+      </w:r>
+      <w:r>
+        <w:rPr>
+          <w:rFonts w:ascii="Bookman Old Style" w:hAnsi="Bookman Old Style"/>
+        </w:rPr>
+        <w:t>${penghasilan}</w:t>
+      </w:r>
+      <w:r>
+        <w:rPr>
+          <w:rFonts w:ascii="Bookman Old Style" w:hAnsi="Bookman Old Style"/>
+          <w:lang w:val="id-ID"/>
+        </w:rPr>
+        <w:t>,-</w:t>
+      </w:r>
+    </w:p>
+    <w:p>
+      <w:pPr>
+        <w:tabs>
+          <w:tab w:val="left" w:pos="3544"/>
+          <w:tab w:val="left" w:pos="3828"/>
+        </w:tabs>
+        <w:spacing w:after="240" w:line="276" w:lineRule="auto"/>
+        <w:jc w:val="both"/>
+        <w:rPr>
+          <w:rFonts w:ascii="Bookman Old Style" w:hAnsi="Bookman Old Style"/>
+          <w:lang w:val="id-ID"/>
+        </w:rPr>
+      </w:pPr>
+      <w:r>
+        <w:rPr>
+          <w:rFonts w:ascii="Bookman Old Style" w:hAnsi="Bookman Old Style"/>
+          <w:lang w:val="id-ID"/>
+        </w:rPr>
+        <w:t xml:space="preserve">Orang tersebut diatas benar-benar penduduk Desa </w:t>
+      </w:r>
+      <w:r>
+        <w:rPr>
+          <w:rFonts w:ascii="Bookman Old Style" w:hAnsi="Bookman Old Style"/>
+          <w:lang w:val="id-ID"/>
+        </w:rPr>
+        <w:t>Cidahu</w:t>
+      </w:r>
+      <w:r>
+        <w:rPr>
+          <w:rFonts w:ascii="Bookman Old Style" w:hAnsi="Bookman Old Style"/>
+          <w:lang w:val="id-ID"/>
+        </w:rPr>
+        <w:t xml:space="preserve"> Kecamatan </w:t>
+      </w:r>
+      <w:r>
+        <w:rPr>
+          <w:rFonts w:ascii="Bookman Old Style" w:hAnsi="Bookman Old Style"/>
+          <w:lang w:val="id-ID"/>
+        </w:rPr>
+        <w:t>Pasawahan</w:t>
       </w:r>
       <w:r>
         <w:rPr>
@@ -832,8 +899,65 @@
       <w:r>
         <w:rPr>
           <w:rFonts w:ascii="Bookman Old Style" w:hAnsi="Bookman Old Style"/>
-        </w:rPr>
-        <w:t>${rw}</w:t>
+          <w:lang w:val="id-ID"/>
+        </w:rPr>
+        <w:t xml:space="preserve">Kabupaten </w:t>
+      </w:r>
+      <w:r>
+        <w:rPr>
+          <w:rFonts w:ascii="Bookman Old Style" w:hAnsi="Bookman Old Style"/>
+          <w:lang w:val="id-ID"/>
+        </w:rPr>
+        <w:t>Purwakarta Provinsi Jawa Barat</w:t>
+      </w:r>
+      <w:r>
+        <w:rPr>
+          <w:rFonts w:ascii="Bookman Old Style" w:hAnsi="Bookman Old Style"/>
+          <w:lang w:val="id-ID"/>
+        </w:rPr>
+        <w:t>.</w:t>
+      </w:r>
+    </w:p>
+    <w:p>
+      <w:pPr>
+        <w:tabs>
+          <w:tab w:val="left" w:pos="3544"/>
+          <w:tab w:val="left" w:pos="3828"/>
+        </w:tabs>
+        <w:spacing w:after="240" w:line="276" w:lineRule="auto"/>
+        <w:jc w:val="both"/>
+        <w:rPr>
+          <w:rFonts w:ascii="Bookman Old Style" w:hAnsi="Bookman Old Style"/>
+          <w:lang w:val="id-ID"/>
+        </w:rPr>
+      </w:pPr>
+      <w:r>
+        <w:rPr>
+          <w:rFonts w:ascii="Bookman Old Style" w:hAnsi="Bookman Old Style"/>
+          <w:lang w:val="id-ID"/>
+        </w:rPr>
+        <w:t xml:space="preserve">Keterangan ini </w:t>
+      </w:r>
+      <w:r>
+        <w:rPr>
+          <w:rFonts w:ascii="Bookman Old Style" w:hAnsi="Bookman Old Style"/>
+          <w:lang w:val="id-ID"/>
+        </w:rPr>
+        <w:t>diberikan</w:t>
+      </w:r>
+      <w:r>
+        <w:rPr>
+          <w:rFonts w:ascii="Bookman Old Style" w:hAnsi="Bookman Old Style"/>
+          <w:lang w:val="id-ID"/>
+        </w:rPr>
+        <w:t xml:space="preserve"> atas permohonan orang tua dari</w:t>
+      </w:r>
+      <w:r>
+        <w:rPr>
+          <w:rFonts w:ascii="Bookman Old Style" w:hAnsi="Bookman Old Style"/>
+          <w:lang w:val="id-ID"/>
+        </w:rPr>
+        <w:t>:</w:t>
       </w:r>
     </w:p>
     <w:p>
@@ -854,41 +978,29 @@
           <w:rFonts w:ascii="Bookman Old Style" w:hAnsi="Bookman Old Style"/>
           <w:lang w:val="id-ID"/>
         </w:rPr>
-        <w:tab/>
-      </w:r>
-      <w:r>
-        <w:rPr>
-          <w:rFonts w:ascii="Bookman Old Style" w:hAnsi="Bookman Old Style"/>
-          <w:lang w:val="id-ID"/>
-        </w:rPr>
-        <w:tab/>
-      </w:r>
-      <w:r>
-        <w:rPr>
-          <w:rFonts w:ascii="Bookman Old Style" w:hAnsi="Bookman Old Style"/>
-          <w:lang w:val="id-ID"/>
-        </w:rPr>
-        <w:tab/>
-        <w:t xml:space="preserve">Desa </w:t>
-      </w:r>
-      <w:r>
-        <w:rPr>
-          <w:rFonts w:ascii="Bookman Old Style" w:hAnsi="Bookman Old Style"/>
-        </w:rPr>
-        <w:t xml:space="preserve">${desa} </w:t>
-      </w:r>
-      <w:r>
-        <w:rPr>
-          <w:rFonts w:ascii="Bookman Old Style" w:hAnsi="Bookman Old Style"/>
-          <w:lang w:val="id-ID"/>
-        </w:rPr>
-        <w:t xml:space="preserve">Kecamatan </w:t>
-      </w:r>
-      <w:r>
-        <w:rPr>
-          <w:rFonts w:ascii="Bookman Old Style" w:hAnsi="Bookman Old Style"/>
-        </w:rPr>
-        <w:t>${kecamatan}</w:t>
+        <w:t>Nama Lengkap</w:t>
+      </w:r>
+      <w:r>
+        <w:rPr>
+          <w:rFonts w:ascii="Bookman Old Style" w:hAnsi="Bookman Old Style"/>
+          <w:lang w:val="id-ID"/>
+        </w:rPr>
+        <w:tab/>
+        <w:t>:</w:t>
+      </w:r>
+      <w:r>
+        <w:rPr>
+          <w:rFonts w:ascii="Bookman Old Style" w:hAnsi="Bookman Old Style"/>
+          <w:lang w:val="id-ID"/>
+        </w:rPr>
+        <w:tab/>
+      </w:r>
+      <w:r>
+        <w:rPr>
+          <w:rFonts w:ascii="Bookman Old Style" w:hAnsi="Bookman Old Style"/>
+          <w:b/>
+        </w:rPr>
+        <w:t>${nama}</w:t>
       </w:r>
     </w:p>
     <w:p>
@@ -907,43 +1019,9 @@
       <w:r>
         <w:rPr>
           <w:rFonts w:ascii="Bookman Old Style" w:hAnsi="Bookman Old Style"/>
-        </w:rPr>
-        <w:tab/>
-      </w:r>
-      <w:r>
-        <w:rPr>
-          <w:rFonts w:ascii="Bookman Old Style" w:hAnsi="Bookman Old Style"/>
-        </w:rPr>
-        <w:tab/>
-      </w:r>
-      <w:r>
-        <w:rPr>
-          <w:rFonts w:ascii="Bookman Old Style" w:hAnsi="Bookman Old Style"/>
-        </w:rPr>
-        <w:tab/>
-        <w:t>${alamat}</w:t>
-      </w:r>
-    </w:p>
-    <w:p>
-      <w:pPr>
-        <w:tabs>
-          <w:tab w:val="left" w:pos="426"/>
-          <w:tab w:val="left" w:pos="3119"/>
-          <w:tab w:val="left" w:pos="3402"/>
-        </w:tabs>
-        <w:spacing w:after="240" w:line="276" w:lineRule="auto"/>
-        <w:jc w:val="both"/>
-        <w:rPr>
-          <w:rFonts w:ascii="Bookman Old Style" w:hAnsi="Bookman Old Style"/>
-          <w:lang w:val="id-ID"/>
-        </w:rPr>
-      </w:pPr>
-      <w:r>
-        <w:rPr>
-          <w:rFonts w:ascii="Bookman Old Style" w:hAnsi="Bookman Old Style"/>
-          <w:lang w:val="id-ID"/>
-        </w:rPr>
-        <w:t>Penghasilan Perbulan</w:t>
+          <w:lang w:val="id-ID"/>
+        </w:rPr>
+        <w:t>NIK</w:t>
       </w:r>
       <w:r>
         <w:rPr>
@@ -965,132 +1043,12 @@
           <w:lang w:val="id-ID"/>
         </w:rPr>
         <w:tab/>
-        <w:t xml:space="preserve">Rp. </w:t>
-      </w:r>
-      <w:r>
-        <w:rPr>
-          <w:rFonts w:ascii="Bookman Old Style" w:hAnsi="Bookman Old Style"/>
-        </w:rPr>
-        <w:t>${penghasilan_perbulan}</w:t>
-      </w:r>
-      <w:r>
-        <w:rPr>
-          <w:rFonts w:ascii="Bookman Old Style" w:hAnsi="Bookman Old Style"/>
-          <w:lang w:val="id-ID"/>
-        </w:rPr>
-        <w:t>,-</w:t>
-      </w:r>
-    </w:p>
-    <w:p>
-      <w:pPr>
-        <w:tabs>
-          <w:tab w:val="left" w:pos="3544"/>
-          <w:tab w:val="left" w:pos="3828"/>
-        </w:tabs>
-        <w:spacing w:after="240" w:line="276" w:lineRule="auto"/>
-        <w:jc w:val="both"/>
-        <w:rPr>
-          <w:rFonts w:ascii="Bookman Old Style" w:hAnsi="Bookman Old Style"/>
-          <w:lang w:val="id-ID"/>
-        </w:rPr>
-      </w:pPr>
-      <w:r>
-        <w:rPr>
-          <w:rFonts w:ascii="Bookman Old Style" w:hAnsi="Bookman Old Style"/>
-          <w:lang w:val="id-ID"/>
-        </w:rPr>
-        <w:t xml:space="preserve">Orang tersebut diatas benar-benar penduduk Desa </w:t>
-      </w:r>
-      <w:r>
-        <w:rPr>
-          <w:rFonts w:ascii="Bookman Old Style" w:hAnsi="Bookman Old Style"/>
-          <w:lang w:val="id-ID"/>
-        </w:rPr>
-        <w:t>Cidahu</w:t>
-      </w:r>
-      <w:r>
-        <w:rPr>
-          <w:rFonts w:ascii="Bookman Old Style" w:hAnsi="Bookman Old Style"/>
-          <w:lang w:val="id-ID"/>
-        </w:rPr>
-        <w:t xml:space="preserve"> Kecamatan </w:t>
-      </w:r>
-      <w:r>
-        <w:rPr>
-          <w:rFonts w:ascii="Bookman Old Style" w:hAnsi="Bookman Old Style"/>
-          <w:lang w:val="id-ID"/>
-        </w:rPr>
-        <w:t>Pasawahan</w:t>
-      </w:r>
-      <w:r>
-        <w:rPr>
-          <w:rFonts w:ascii="Bookman Old Style" w:hAnsi="Bookman Old Style"/>
-          <w:lang w:val="id-ID"/>
-        </w:rPr>
-        <w:t xml:space="preserve"> </w:t>
-      </w:r>
-      <w:r>
-        <w:rPr>
-          <w:rFonts w:ascii="Bookman Old Style" w:hAnsi="Bookman Old Style"/>
-          <w:lang w:val="id-ID"/>
-        </w:rPr>
-        <w:t xml:space="preserve">Kabupaten </w:t>
-      </w:r>
-      <w:r>
-        <w:rPr>
-          <w:rFonts w:ascii="Bookman Old Style" w:hAnsi="Bookman Old Style"/>
-          <w:lang w:val="id-ID"/>
-        </w:rPr>
-        <w:t>Purwakarta Provinsi Jawa Barat</w:t>
-      </w:r>
-      <w:r>
-        <w:rPr>
-          <w:rFonts w:ascii="Bookman Old Style" w:hAnsi="Bookman Old Style"/>
-          <w:lang w:val="id-ID"/>
-        </w:rPr>
-        <w:t>.</w:t>
-      </w:r>
-    </w:p>
-    <w:p>
-      <w:pPr>
-        <w:tabs>
-          <w:tab w:val="left" w:pos="3544"/>
-          <w:tab w:val="left" w:pos="3828"/>
-        </w:tabs>
-        <w:spacing w:after="240" w:line="276" w:lineRule="auto"/>
-        <w:jc w:val="both"/>
-        <w:rPr>
-          <w:rFonts w:ascii="Bookman Old Style" w:hAnsi="Bookman Old Style"/>
-          <w:lang w:val="id-ID"/>
-        </w:rPr>
-      </w:pPr>
-      <w:r>
-        <w:rPr>
-          <w:rFonts w:ascii="Bookman Old Style" w:hAnsi="Bookman Old Style"/>
-          <w:lang w:val="id-ID"/>
-        </w:rPr>
-        <w:t xml:space="preserve">Keterangan ini </w:t>
-      </w:r>
-      <w:r>
-        <w:rPr>
-          <w:rFonts w:ascii="Bookman Old Style" w:hAnsi="Bookman Old Style"/>
-          <w:lang w:val="id-ID"/>
-        </w:rPr>
-        <w:t>diberikan</w:t>
-      </w:r>
-      <w:r>
-        <w:rPr>
-          <w:rFonts w:ascii="Bookman Old Style" w:hAnsi="Bookman Old Style"/>
-          <w:lang w:val="id-ID"/>
-        </w:rPr>
-        <w:t xml:space="preserve"> atas permohonan orang tua dari</w:t>
-      </w:r>
-      <w:r>
-        <w:rPr>
-          <w:rFonts w:ascii="Bookman Old Style" w:hAnsi="Bookman Old Style"/>
-          <w:lang w:val="id-ID"/>
-        </w:rPr>
-        <w:t>:</w:t>
+      </w:r>
+      <w:r>
+        <w:rPr>
+          <w:rFonts w:ascii="Bookman Old Style" w:hAnsi="Bookman Old Style"/>
+        </w:rPr>
+        <w:t>${nik}</w:t>
       </w:r>
     </w:p>
     <w:p>
@@ -1104,21 +1062,28 @@
         <w:jc w:val="both"/>
         <w:rPr>
           <w:rFonts w:ascii="Bookman Old Style" w:hAnsi="Bookman Old Style"/>
-        </w:rPr>
-      </w:pPr>
-      <w:r>
-        <w:rPr>
-          <w:rFonts w:ascii="Bookman Old Style" w:hAnsi="Bookman Old Style"/>
-          <w:lang w:val="id-ID"/>
-        </w:rPr>
-        <w:t>Nama Lengkap</w:t>
-      </w:r>
-      <w:r>
-        <w:rPr>
-          <w:rFonts w:ascii="Bookman Old Style" w:hAnsi="Bookman Old Style"/>
-          <w:lang w:val="id-ID"/>
-        </w:rPr>
-        <w:tab/>
+          <w:lang w:val="id-ID"/>
+        </w:rPr>
+      </w:pPr>
+      <w:r>
+        <w:rPr>
+          <w:rFonts w:ascii="Bookman Old Style" w:hAnsi="Bookman Old Style"/>
+          <w:lang w:val="id-ID"/>
+        </w:rPr>
+        <w:t>Tempat, Tanggal Lahir</w:t>
+      </w:r>
+      <w:r>
+        <w:rPr>
+          <w:rFonts w:ascii="Bookman Old Style" w:hAnsi="Bookman Old Style"/>
+          <w:lang w:val="id-ID"/>
+        </w:rPr>
+        <w:tab/>
+      </w:r>
+      <w:r>
+        <w:rPr>
+          <w:rFonts w:ascii="Bookman Old Style" w:hAnsi="Bookman Old Style"/>
+          <w:lang w:val="id-ID"/>
+        </w:rPr>
         <w:t>:</w:t>
       </w:r>
       <w:r>
@@ -1131,9 +1096,14 @@
       <w:r>
         <w:rPr>
           <w:rFonts w:ascii="Bookman Old Style" w:hAnsi="Bookman Old Style"/>
-          <w:b/>
-        </w:rPr>
-        <w:t>${nama}</w:t>
+        </w:rPr>
+        <w:t>${</w:t>
+      </w:r>
+      <w:r>
+        <w:rPr>
+          <w:rFonts w:ascii="Bookman Old Style" w:hAnsi="Bookman Old Style"/>
+        </w:rPr>
+        <w:t>ttl}</w:t>
       </w:r>
     </w:p>
     <w:p>
@@ -1154,7 +1124,7 @@
           <w:rFonts w:ascii="Bookman Old Style" w:hAnsi="Bookman Old Style"/>
           <w:lang w:val="id-ID"/>
         </w:rPr>
-        <w:t>NIK</w:t>
+        <w:t>Jenis Kelamin</w:t>
       </w:r>
       <w:r>
         <w:rPr>
@@ -1181,19 +1151,7 @@
         <w:rPr>
           <w:rFonts w:ascii="Bookman Old Style" w:hAnsi="Bookman Old Style"/>
         </w:rPr>
-        <w:t>${nik</w:t>
-      </w:r>
-      <w:r>
-        <w:rPr>
-          <w:rFonts w:ascii="Bookman Old Style" w:hAnsi="Bookman Old Style"/>
-        </w:rPr>
-        <w:t xml:space="preserve"> </w:t>
-      </w:r>
-      <w:r>
-        <w:rPr>
-          <w:rFonts w:ascii="Bookman Old Style" w:hAnsi="Bookman Old Style"/>
-        </w:rPr>
-        <w:t>}</w:t>
+        <w:t>${jenis_kelamin}</w:t>
       </w:r>
     </w:p>
     <w:p>
@@ -1207,28 +1165,28 @@
         <w:jc w:val="both"/>
         <w:rPr>
           <w:rFonts w:ascii="Bookman Old Style" w:hAnsi="Bookman Old Style"/>
-          <w:lang w:val="id-ID"/>
-        </w:rPr>
-      </w:pPr>
-      <w:r>
-        <w:rPr>
-          <w:rFonts w:ascii="Bookman Old Style" w:hAnsi="Bookman Old Style"/>
-          <w:lang w:val="id-ID"/>
-        </w:rPr>
-        <w:t>Tempat, Tanggal Lahir</w:t>
-      </w:r>
-      <w:r>
-        <w:rPr>
-          <w:rFonts w:ascii="Bookman Old Style" w:hAnsi="Bookman Old Style"/>
-          <w:lang w:val="id-ID"/>
-        </w:rPr>
-        <w:tab/>
-      </w:r>
-      <w:r>
-        <w:rPr>
-          <w:rFonts w:ascii="Bookman Old Style" w:hAnsi="Bookman Old Style"/>
-          <w:lang w:val="id-ID"/>
-        </w:rPr>
+        </w:rPr>
+      </w:pPr>
+      <w:r>
+        <w:rPr>
+          <w:rFonts w:ascii="Bookman Old Style" w:hAnsi="Bookman Old Style"/>
+          <w:lang w:val="id-ID"/>
+        </w:rPr>
+        <w:t xml:space="preserve">Nama </w:t>
+      </w:r>
+      <w:r>
+        <w:rPr>
+          <w:rFonts w:ascii="Bookman Old Style" w:hAnsi="Bookman Old Style"/>
+          <w:lang w:val="id-ID"/>
+        </w:rPr>
+        <w:t>Sekolah</w:t>
+      </w:r>
+      <w:r>
+        <w:rPr>
+          <w:rFonts w:ascii="Bookman Old Style" w:hAnsi="Bookman Old Style"/>
+          <w:lang w:val="id-ID"/>
+        </w:rPr>
+        <w:tab/>
         <w:t>:</w:t>
       </w:r>
       <w:r>
@@ -1242,104 +1200,7 @@
         <w:rPr>
           <w:rFonts w:ascii="Bookman Old Style" w:hAnsi="Bookman Old Style"/>
         </w:rPr>
-        <w:t>${tempat_lahir}, ${tanggal_lahir}</w:t>
-      </w:r>
-    </w:p>
-    <w:p>
-      <w:pPr>
-        <w:tabs>
-          <w:tab w:val="left" w:pos="426"/>
-          <w:tab w:val="left" w:pos="3119"/>
-          <w:tab w:val="left" w:pos="3402"/>
-        </w:tabs>
-        <w:spacing w:line="276" w:lineRule="auto"/>
-        <w:jc w:val="both"/>
-        <w:rPr>
-          <w:rFonts w:ascii="Bookman Old Style" w:hAnsi="Bookman Old Style"/>
-        </w:rPr>
-      </w:pPr>
-      <w:r>
-        <w:rPr>
-          <w:rFonts w:ascii="Bookman Old Style" w:hAnsi="Bookman Old Style"/>
-          <w:lang w:val="id-ID"/>
-        </w:rPr>
-        <w:t>Jenis Kelamin</w:t>
-      </w:r>
-      <w:r>
-        <w:rPr>
-          <w:rFonts w:ascii="Bookman Old Style" w:hAnsi="Bookman Old Style"/>
-          <w:lang w:val="id-ID"/>
-        </w:rPr>
-        <w:tab/>
-      </w:r>
-      <w:r>
-        <w:rPr>
-          <w:rFonts w:ascii="Bookman Old Style" w:hAnsi="Bookman Old Style"/>
-          <w:lang w:val="id-ID"/>
-        </w:rPr>
-        <w:t>:</w:t>
-      </w:r>
-      <w:r>
-        <w:rPr>
-          <w:rFonts w:ascii="Bookman Old Style" w:hAnsi="Bookman Old Style"/>
-          <w:lang w:val="id-ID"/>
-        </w:rPr>
-        <w:tab/>
-      </w:r>
-      <w:r>
-        <w:rPr>
-          <w:rFonts w:ascii="Bookman Old Style" w:hAnsi="Bookman Old Style"/>
-        </w:rPr>
-        <w:t>${jenis_kelamin}</w:t>
-      </w:r>
-    </w:p>
-    <w:p>
-      <w:pPr>
-        <w:tabs>
-          <w:tab w:val="left" w:pos="426"/>
-          <w:tab w:val="left" w:pos="3119"/>
-          <w:tab w:val="left" w:pos="3402"/>
-        </w:tabs>
-        <w:spacing w:line="276" w:lineRule="auto"/>
-        <w:jc w:val="both"/>
-        <w:rPr>
-          <w:rFonts w:ascii="Bookman Old Style" w:hAnsi="Bookman Old Style"/>
-        </w:rPr>
-      </w:pPr>
-      <w:r>
-        <w:rPr>
-          <w:rFonts w:ascii="Bookman Old Style" w:hAnsi="Bookman Old Style"/>
-          <w:lang w:val="id-ID"/>
-        </w:rPr>
-        <w:t xml:space="preserve">Nama </w:t>
-      </w:r>
-      <w:r>
-        <w:rPr>
-          <w:rFonts w:ascii="Bookman Old Style" w:hAnsi="Bookman Old Style"/>
-          <w:lang w:val="id-ID"/>
-        </w:rPr>
-        <w:t>Sekolah</w:t>
-      </w:r>
-      <w:r>
-        <w:rPr>
-          <w:rFonts w:ascii="Bookman Old Style" w:hAnsi="Bookman Old Style"/>
-          <w:lang w:val="id-ID"/>
-        </w:rPr>
-        <w:tab/>
-        <w:t>:</w:t>
-      </w:r>
-      <w:r>
-        <w:rPr>
-          <w:rFonts w:ascii="Bookman Old Style" w:hAnsi="Bookman Old Style"/>
-          <w:lang w:val="id-ID"/>
-        </w:rPr>
-        <w:tab/>
-      </w:r>
-      <w:r>
-        <w:rPr>
-          <w:rFonts w:ascii="Bookman Old Style" w:hAnsi="Bookman Old Style"/>
-        </w:rPr>
-        <w:t>${nama_sekolah</w:t>
+        <w:t>${</w:t>
       </w:r>
       <w:bookmarkStart w:id="0" w:name="_GoBack"/>
       <w:bookmarkEnd w:id="0"/>
@@ -1347,7 +1208,7 @@
         <w:rPr>
           <w:rFonts w:ascii="Bookman Old Style" w:hAnsi="Bookman Old Style"/>
         </w:rPr>
-        <w:t>}</w:t>
+        <w:t>sekolah}</w:t>
       </w:r>
     </w:p>
     <w:p>
@@ -1708,7 +1569,15 @@
                 <w:b/>
                 <w:u w:val="single"/>
               </w:rPr>
-              <w:t>${nama_orang_tua}</w:t>
+              <w:t>${nama_ortu</w:t>
+            </w:r>
+            <w:r>
+              <w:rPr>
+                <w:rFonts w:ascii="Bookman Old Style" w:hAnsi="Bookman Old Style"/>
+                <w:b/>
+                <w:u w:val="single"/>
+              </w:rPr>
+              <w:t>}</w:t>
             </w:r>
           </w:p>
         </w:tc>
